--- a/Science Books/QED Course/Lesson 10 Operators and Observables.docx
+++ b/Science Books/QED Course/Lesson 10 Operators and Observables.docx
@@ -564,8 +564,92 @@
       </w:pPr>
       <m:oMathPara>
         <m:oMath>
+          <m:sSub>
+            <m:e>
+              <m:r>
+                <m:t xml:space="preserve">⟨A⟩</m:t>
+              </m:r>
+            </m:e>
+            <m:sub>
+              <m:r>
+                <m:t xml:space="preserve">ψ</m:t>
+              </m:r>
+            </m:sub>
+          </m:sSub>
           <m:r>
-            <m:t xml:space="preserve">⟨A⟩_ψ = ⟨ψ|A|ψ⟩ = ∫ ψ*(x) (Aψ)(x) d³x</m:t>
+            <m:t xml:space="preserve">=</m:t>
+          </m:r>
+          <m:r>
+            <m:t xml:space="preserve">⟨ψ</m:t>
+          </m:r>
+          <m:r>
+            <m:t xml:space="preserve">|</m:t>
+          </m:r>
+          <m:r>
+            <m:t xml:space="preserve">A</m:t>
+          </m:r>
+          <m:r>
+            <m:t xml:space="preserve">|</m:t>
+          </m:r>
+          <m:r>
+            <m:t xml:space="preserve">ψ⟩</m:t>
+          </m:r>
+          <m:r>
+            <m:t xml:space="preserve">=</m:t>
+          </m:r>
+          <m:r>
+            <m:t xml:space="preserve">∫</m:t>
+          </m:r>
+          <m:r>
+            <m:t xml:space="preserve"> </m:t>
+          </m:r>
+          <m:r>
+            <m:t xml:space="preserve">ψ*</m:t>
+          </m:r>
+          <m:d>
+            <m:dPr/>
+            <m:e>
+              <m:r>
+                <m:t xml:space="preserve">x</m:t>
+              </m:r>
+            </m:e>
+          </m:d>
+          <m:r>
+            <m:t xml:space="preserve"> </m:t>
+          </m:r>
+          <m:d>
+            <m:dPr/>
+            <m:e>
+              <m:r>
+                <m:t xml:space="preserve">Aψ</m:t>
+              </m:r>
+            </m:e>
+          </m:d>
+          <m:d>
+            <m:dPr/>
+            <m:e>
+              <m:r>
+                <m:t xml:space="preserve">x</m:t>
+              </m:r>
+            </m:e>
+          </m:d>
+          <m:r>
+            <m:t xml:space="preserve"> </m:t>
+          </m:r>
+          <m:sSup>
+            <m:e>
+              <m:r>
+                <m:t xml:space="preserve">d</m:t>
+              </m:r>
+            </m:e>
+            <m:sup>
+              <m:r>
+                <m:t xml:space="preserve">3</m:t>
+              </m:r>
+            </m:sup>
+          </m:sSup>
+          <m:r>
+            <m:t xml:space="preserve">x</m:t>
           </m:r>
         </m:oMath>
       </m:oMathPara>
@@ -582,8 +666,52 @@
       </w:pPr>
       <m:oMathPara>
         <m:oMath>
+          <m:sSub>
+            <m:e>
+              <m:r>
+                <m:t xml:space="preserve">⟨A⟩</m:t>
+              </m:r>
+            </m:e>
+            <m:sub>
+              <m:r>
+                <m:t xml:space="preserve">ψ</m:t>
+              </m:r>
+            </m:sub>
+          </m:sSub>
           <m:r>
-            <m:t xml:space="preserve">⟨A⟩_ψ = Σₙ |cₙ|² aₙ</m:t>
+            <m:t xml:space="preserve">=</m:t>
+          </m:r>
+          <m:r>
+            <m:t xml:space="preserve">Σₙ</m:t>
+          </m:r>
+          <m:r>
+            <m:t xml:space="preserve"> </m:t>
+          </m:r>
+          <m:sSup>
+            <m:e>
+              <m:d>
+                <m:dPr>
+                  <m:begChr m:val="|"/>
+                  <m:endChr m:val="|"/>
+                </m:dPr>
+                <m:e>
+                  <m:r>
+                    <m:t xml:space="preserve">cₙ</m:t>
+                  </m:r>
+                </m:e>
+              </m:d>
+            </m:e>
+            <m:sup>
+              <m:r>
+                <m:t xml:space="preserve">2</m:t>
+              </m:r>
+            </m:sup>
+          </m:sSup>
+          <m:r>
+            <m:t xml:space="preserve"> </m:t>
+          </m:r>
+          <m:r>
+            <m:t xml:space="preserve">aₙ</m:t>
           </m:r>
         </m:oMath>
       </m:oMathPara>
@@ -634,9 +762,42 @@
       </w:pPr>
       <m:oMathPara>
         <m:oMath>
+          <m:d>
+            <m:dPr/>
+            <m:e>
+              <m:r>
+                <m:t xml:space="preserve">x̂ψ</m:t>
+              </m:r>
+            </m:e>
+          </m:d>
+          <m:d>
+            <m:dPr/>
+            <m:e>
+              <m:r>
+                <m:t xml:space="preserve">x</m:t>
+              </m:r>
+            </m:e>
+          </m:d>
           <m:r>
-            <m:t xml:space="preserve">(x̂ψ)(x) = x ψ(x)</m:t>
+            <m:t xml:space="preserve">=</m:t>
           </m:r>
+          <m:r>
+            <m:t xml:space="preserve">x</m:t>
+          </m:r>
+          <m:r>
+            <m:t xml:space="preserve"> </m:t>
+          </m:r>
+          <m:r>
+            <m:t xml:space="preserve">ψ</m:t>
+          </m:r>
+          <m:d>
+            <m:dPr/>
+            <m:e>
+              <m:r>
+                <m:t xml:space="preserve">x</m:t>
+              </m:r>
+            </m:e>
+          </m:d>
         </m:oMath>
       </m:oMathPara>
     </w:p>
@@ -666,8 +827,65 @@
       <m:oMathPara>
         <m:oMath>
           <m:r>
-            <m:t xml:space="preserve">p̂ = −iℏ ∇,    (p̂ψ)(x) = −iℏ ∇ψ(x)</m:t>
+            <m:t xml:space="preserve">p̂</m:t>
           </m:r>
+          <m:r>
+            <m:t xml:space="preserve">=</m:t>
+          </m:r>
+          <m:r>
+            <m:t xml:space="preserve">−</m:t>
+          </m:r>
+          <m:r>
+            <m:t xml:space="preserve">iℏ</m:t>
+          </m:r>
+          <m:r>
+            <m:t xml:space="preserve"> </m:t>
+          </m:r>
+          <m:r>
+            <m:t xml:space="preserve">∇</m:t>
+          </m:r>
+          <m:r>
+            <m:t xml:space="preserve">,</m:t>
+          </m:r>
+          <m:d>
+            <m:dPr/>
+            <m:e>
+              <m:r>
+                <m:t xml:space="preserve">p̂ψ</m:t>
+              </m:r>
+            </m:e>
+          </m:d>
+          <m:d>
+            <m:dPr/>
+            <m:e>
+              <m:r>
+                <m:t xml:space="preserve">x</m:t>
+              </m:r>
+            </m:e>
+          </m:d>
+          <m:r>
+            <m:t xml:space="preserve">=</m:t>
+          </m:r>
+          <m:r>
+            <m:t xml:space="preserve">−</m:t>
+          </m:r>
+          <m:r>
+            <m:t xml:space="preserve">iℏ</m:t>
+          </m:r>
+          <m:r>
+            <m:t xml:space="preserve"> </m:t>
+          </m:r>
+          <m:r>
+            <m:t xml:space="preserve">∇ψ</m:t>
+          </m:r>
+          <m:d>
+            <m:dPr/>
+            <m:e>
+              <m:r>
+                <m:t xml:space="preserve">x</m:t>
+              </m:r>
+            </m:e>
+          </m:d>
         </m:oMath>
       </m:oMathPara>
     </w:p>
@@ -696,8 +914,94 @@
       </w:pPr>
       <m:oMathPara>
         <m:oMath>
+          <m:d>
+            <m:dPr>
+              <m:begChr m:val="["/>
+              <m:endChr m:val="]"/>
+            </m:dPr>
+            <m:e>
+              <m:r>
+                <m:t xml:space="preserve">x̂</m:t>
+              </m:r>
+              <m:r>
+                <m:t xml:space="preserve">,</m:t>
+              </m:r>
+              <m:r>
+                <m:t xml:space="preserve">p̂</m:t>
+              </m:r>
+            </m:e>
+          </m:d>
           <m:r>
-            <m:t xml:space="preserve">[x̂, p̂]ψ = x(−iℏψ′) − (−iℏ)(xψ)′ = −iℏxψ′ + iℏψ + iℏxψ′ = iℏψ</m:t>
+            <m:t xml:space="preserve">ψ</m:t>
+          </m:r>
+          <m:r>
+            <m:t xml:space="preserve">=</m:t>
+          </m:r>
+          <m:r>
+            <m:t xml:space="preserve">x</m:t>
+          </m:r>
+          <m:d>
+            <m:dPr/>
+            <m:e>
+              <m:r>
+                <m:t xml:space="preserve">−</m:t>
+              </m:r>
+              <m:r>
+                <m:t xml:space="preserve">iℏψ′</m:t>
+              </m:r>
+            </m:e>
+          </m:d>
+          <m:r>
+            <m:t xml:space="preserve">−</m:t>
+          </m:r>
+          <m:d>
+            <m:dPr/>
+            <m:e>
+              <m:r>
+                <m:t xml:space="preserve">−</m:t>
+              </m:r>
+              <m:r>
+                <m:t xml:space="preserve">iℏ</m:t>
+              </m:r>
+            </m:e>
+          </m:d>
+          <m:d>
+            <m:dPr/>
+            <m:e>
+              <m:r>
+                <m:t xml:space="preserve">xψ</m:t>
+              </m:r>
+            </m:e>
+          </m:d>
+          <m:r>
+            <m:t xml:space="preserve">′</m:t>
+          </m:r>
+          <m:r>
+            <m:t xml:space="preserve">=</m:t>
+          </m:r>
+          <m:r>
+            <m:t xml:space="preserve">−</m:t>
+          </m:r>
+          <m:r>
+            <m:t xml:space="preserve">iℏxψ′</m:t>
+          </m:r>
+          <m:r>
+            <m:t xml:space="preserve">+</m:t>
+          </m:r>
+          <m:r>
+            <m:t xml:space="preserve">iℏψ</m:t>
+          </m:r>
+          <m:r>
+            <m:t xml:space="preserve">+</m:t>
+          </m:r>
+          <m:r>
+            <m:t xml:space="preserve">iℏxψ′</m:t>
+          </m:r>
+          <m:r>
+            <m:t xml:space="preserve">=</m:t>
+          </m:r>
+          <m:r>
+            <m:t xml:space="preserve">iℏψ</m:t>
           </m:r>
         </m:oMath>
       </m:oMathPara>
@@ -709,8 +1013,28 @@
       </w:pPr>
       <m:oMathPara>
         <m:oMath>
+          <m:d>
+            <m:dPr>
+              <m:begChr m:val="["/>
+              <m:endChr m:val="]"/>
+            </m:dPr>
+            <m:e>
+              <m:r>
+                <m:t xml:space="preserve">x̂</m:t>
+              </m:r>
+              <m:r>
+                <m:t xml:space="preserve">,</m:t>
+              </m:r>
+              <m:r>
+                <m:t xml:space="preserve">p̂</m:t>
+              </m:r>
+            </m:e>
+          </m:d>
           <m:r>
-            <m:t xml:space="preserve">[x̂, p̂] = iℏ</m:t>
+            <m:t xml:space="preserve">=</m:t>
+          </m:r>
+          <m:r>
+            <m:t xml:space="preserve">iℏ</m:t>
           </m:r>
         </m:oMath>
       </m:oMathPara>
@@ -822,7 +1146,57 @@
       <m:oMathPara>
         <m:oMath>
           <m:r>
-            <m:t xml:space="preserve">ΔA · ΔB ≥ (1/2) |⟨[A, B]⟩|</m:t>
+            <m:t xml:space="preserve">ΔA</m:t>
+          </m:r>
+          <m:r>
+            <m:t xml:space="preserve">·</m:t>
+          </m:r>
+          <m:r>
+            <m:t xml:space="preserve">ΔB</m:t>
+          </m:r>
+          <m:r>
+            <m:t xml:space="preserve">≥</m:t>
+          </m:r>
+          <m:f>
+            <m:num>
+              <m:r>
+                <m:t xml:space="preserve">1</m:t>
+              </m:r>
+            </m:num>
+            <m:den>
+              <m:r>
+                <m:t xml:space="preserve">2</m:t>
+              </m:r>
+            </m:den>
+          </m:f>
+          <m:r>
+            <m:t xml:space="preserve">|</m:t>
+          </m:r>
+          <m:r>
+            <m:t xml:space="preserve">⟨</m:t>
+          </m:r>
+          <m:d>
+            <m:dPr>
+              <m:begChr m:val="["/>
+              <m:endChr m:val="]"/>
+            </m:dPr>
+            <m:e>
+              <m:r>
+                <m:t xml:space="preserve">A</m:t>
+              </m:r>
+              <m:r>
+                <m:t xml:space="preserve">,</m:t>
+              </m:r>
+              <m:r>
+                <m:t xml:space="preserve">B</m:t>
+              </m:r>
+            </m:e>
+          </m:d>
+          <m:r>
+            <m:t xml:space="preserve">⟩</m:t>
+          </m:r>
+          <m:r>
+            <m:t xml:space="preserve">|</m:t>
           </m:r>
         </m:oMath>
       </m:oMathPara>
@@ -853,8 +1227,29 @@
       <m:oMathPara>
         <m:oMath>
           <m:r>
-            <m:t xml:space="preserve">Δx · Δp ≥ ℏ/2</m:t>
+            <m:t xml:space="preserve">Δx</m:t>
           </m:r>
+          <m:r>
+            <m:t xml:space="preserve">·</m:t>
+          </m:r>
+          <m:r>
+            <m:t xml:space="preserve">Δp</m:t>
+          </m:r>
+          <m:r>
+            <m:t xml:space="preserve">≥</m:t>
+          </m:r>
+          <m:f>
+            <m:num>
+              <m:r>
+                <m:t xml:space="preserve">ℏ</m:t>
+              </m:r>
+            </m:num>
+            <m:den>
+              <m:r>
+                <m:t xml:space="preserve">2</m:t>
+              </m:r>
+            </m:den>
+          </m:f>
         </m:oMath>
       </m:oMathPara>
     </w:p>
@@ -951,8 +1346,58 @@
       </w:pPr>
       <m:oMathPara>
         <m:oMath>
+          <m:f>
+            <m:num>
+              <m:r>
+                <m:t xml:space="preserve">d⟨A⟩</m:t>
+              </m:r>
+            </m:num>
+            <m:den>
+              <m:r>
+                <m:t xml:space="preserve">dt</m:t>
+              </m:r>
+            </m:den>
+          </m:f>
           <m:r>
-            <m:t xml:space="preserve">d⟨A⟩/dt = (i/ℏ) ⟨[H, A]⟩</m:t>
+            <m:t xml:space="preserve">=</m:t>
+          </m:r>
+          <m:f>
+            <m:num>
+              <m:r>
+                <m:t xml:space="preserve">i</m:t>
+              </m:r>
+            </m:num>
+            <m:den>
+              <m:r>
+                <m:t xml:space="preserve">ℏ</m:t>
+              </m:r>
+            </m:den>
+          </m:f>
+          <m:r>
+            <m:t xml:space="preserve"> </m:t>
+          </m:r>
+          <m:r>
+            <m:t xml:space="preserve">⟨</m:t>
+          </m:r>
+          <m:d>
+            <m:dPr>
+              <m:begChr m:val="["/>
+              <m:endChr m:val="]"/>
+            </m:dPr>
+            <m:e>
+              <m:r>
+                <m:t xml:space="preserve">H</m:t>
+              </m:r>
+              <m:r>
+                <m:t xml:space="preserve">,</m:t>
+              </m:r>
+              <m:r>
+                <m:t xml:space="preserve">A</m:t>
+              </m:r>
+            </m:e>
+          </m:d>
+          <m:r>
+            <m:t xml:space="preserve">⟩</m:t>
           </m:r>
         </m:oMath>
       </m:oMathPara>
